--- a/legal_docs/09_臺中市住宅發展工程處送件前電詢清單.docx
+++ b/legal_docs/09_臺中市住宅發展工程處送件前電詢清單.docx
@@ -4,46 +4,488 @@
   <w:body>
     <w:p>
       <w:pPr>
-        <w:spacing w:after="240" w:before="0"/>
+        <w:spacing w:before="240" w:after="120"/>
       </w:pPr>
       <w:r>
         <w:rPr>
-          <w:rFonts w:ascii="PingFang TC" w:hAnsi="PingFang TC"/>
           <w:b/>
-          <w:color w:val="A83212"/>
-          <w:sz w:val="36"/>
+          <w:color w:val="0F172A"/>
+          <w:sz w:val="32"/>
         </w:rPr>
         <w:t>臺中市住宅發展工程處送件前電詢確認清單</w:t>
       </w:r>
     </w:p>
     <w:p>
-      <w:pPr>
-        <w:spacing w:after="120" w:line="312" w:lineRule="auto"/>
-      </w:pPr>
+      <w:r/>
       <w:r>
         <w:rPr>
-          <w:rFonts w:ascii="PingFang TC" w:hAnsi="PingFang TC"/>
-          <w:color w:val="2D3748"/>
-          <w:sz w:val="20"/>
+          <w:b/>
         </w:rPr>
-        <w:t>諮詢單位：臺中市政府都發局住宅發展工程處（公寓大廈管理科）</w:t>
+        <w:t>諮詢單位</w:t>
+      </w:r>
+      <w:r>
+        <w:t>：臺中市政府都發局住宅發展工程處（公寓大廈管理科）</w:t>
       </w:r>
     </w:p>
     <w:p>
-      <w:pPr>
-        <w:spacing w:after="120" w:line="312" w:lineRule="auto"/>
-      </w:pPr>
+      <w:r/>
       <w:r>
         <w:rPr>
-          <w:rFonts w:ascii="PingFang TC" w:hAnsi="PingFang TC"/>
-          <w:color w:val="2D3748"/>
-          <w:sz w:val="20"/>
+          <w:b/>
         </w:rPr>
-        <w:t>電話：(04) 2228-9111</w:t>
+        <w:t>電話</w:t>
+      </w:r>
+      <w:r>
+        <w:t>：(04) 2228-9111</w:t>
       </w:r>
     </w:p>
+    <w:tbl>
+      <w:tblPr>
+        <w:tblW w:type="auto" w:w="0"/>
+        <w:jc w:val="center"/>
+        <w:tblLook w:firstColumn="1" w:firstRow="1" w:lastColumn="0" w:lastRow="0" w:noHBand="0" w:noVBand="1" w:val="04A0"/>
+      </w:tblPr>
+      <w:tblGrid>
+        <w:gridCol w:w="2484"/>
+        <w:gridCol w:w="2484"/>
+        <w:gridCol w:w="2484"/>
+        <w:gridCol w:w="2484"/>
+      </w:tblGrid>
+      <w:tr>
+        <w:tc>
+          <w:tcPr>
+            <w:tcW w:type="dxa" w:w="2484"/>
+            <w:shd w:fill="F1F5F9"/>
+          </w:tcPr>
+          <w:p>
+            <w:pPr>
+              <w:spacing w:after="40" w:line="276" w:lineRule="auto"/>
+            </w:pPr>
+            <w:r>
+              <w:rPr>
+                <w:rFonts w:ascii="Microsoft JhengHei" w:hAnsi="Microsoft JhengHei"/>
+                <w:b/>
+                <w:color w:val="0F172A"/>
+                <w:sz w:val="19"/>
+              </w:rPr>
+              <w:t>項次</w:t>
+            </w:r>
+          </w:p>
+        </w:tc>
+        <w:tc>
+          <w:tcPr>
+            <w:tcW w:type="dxa" w:w="2484"/>
+            <w:shd w:fill="F1F5F9"/>
+          </w:tcPr>
+          <w:p>
+            <w:pPr>
+              <w:spacing w:after="40" w:line="276" w:lineRule="auto"/>
+            </w:pPr>
+            <w:r>
+              <w:rPr>
+                <w:rFonts w:ascii="Microsoft JhengHei" w:hAnsi="Microsoft JhengHei"/>
+                <w:b/>
+                <w:color w:val="0F172A"/>
+                <w:sz w:val="19"/>
+              </w:rPr>
+              <w:t>查核確認事項</w:t>
+            </w:r>
+          </w:p>
+        </w:tc>
+        <w:tc>
+          <w:tcPr>
+            <w:tcW w:type="dxa" w:w="2484"/>
+            <w:shd w:fill="F1F5F9"/>
+          </w:tcPr>
+          <w:p>
+            <w:pPr>
+              <w:spacing w:after="40" w:line="276" w:lineRule="auto"/>
+            </w:pPr>
+            <w:r>
+              <w:rPr>
+                <w:rFonts w:ascii="Microsoft JhengHei" w:hAnsi="Microsoft JhengHei"/>
+                <w:b/>
+                <w:color w:val="0F172A"/>
+                <w:sz w:val="19"/>
+              </w:rPr>
+              <w:t>具體提問話術範例</w:t>
+            </w:r>
+          </w:p>
+        </w:tc>
+        <w:tc>
+          <w:tcPr>
+            <w:tcW w:type="dxa" w:w="2484"/>
+            <w:shd w:fill="F1F5F9"/>
+          </w:tcPr>
+          <w:p>
+            <w:pPr>
+              <w:spacing w:after="40" w:line="276" w:lineRule="auto"/>
+            </w:pPr>
+            <w:r>
+              <w:rPr>
+                <w:rFonts w:ascii="Microsoft JhengHei" w:hAnsi="Microsoft JhengHei"/>
+                <w:b/>
+                <w:color w:val="0F172A"/>
+                <w:sz w:val="19"/>
+              </w:rPr>
+              <w:t>追蹤要點</w:t>
+            </w:r>
+          </w:p>
+        </w:tc>
+      </w:tr>
+      <w:tr>
+        <w:tc>
+          <w:tcPr>
+            <w:tcW w:type="dxa" w:w="2484"/>
+          </w:tcPr>
+          <w:p>
+            <w:pPr>
+              <w:spacing w:after="40" w:line="276" w:lineRule="auto"/>
+            </w:pPr>
+            <w:r>
+              <w:rPr>
+                <w:rFonts w:ascii="Microsoft JhengHei" w:hAnsi="Microsoft JhengHei"/>
+                <w:sz w:val="19"/>
+              </w:rPr>
+              <w:t>1</w:t>
+            </w:r>
+          </w:p>
+        </w:tc>
+        <w:tc>
+          <w:tcPr>
+            <w:tcW w:type="dxa" w:w="2484"/>
+          </w:tcPr>
+          <w:p>
+            <w:pPr>
+              <w:spacing w:after="40" w:line="276" w:lineRule="auto"/>
+            </w:pPr>
+            <w:r>
+              <w:rPr>
+                <w:rFonts w:ascii="Microsoft JhengHei" w:hAnsi="Microsoft JhengHei"/>
+                <w:sz w:val="19"/>
+              </w:rPr>
+              <w:t>受理科室與公文窗口</w:t>
+            </w:r>
+          </w:p>
+        </w:tc>
+        <w:tc>
+          <w:tcPr>
+            <w:tcW w:type="dxa" w:w="2484"/>
+          </w:tcPr>
+          <w:p>
+            <w:pPr>
+              <w:spacing w:after="40" w:line="276" w:lineRule="auto"/>
+            </w:pPr>
+            <w:r>
+              <w:rPr>
+                <w:rFonts w:ascii="Microsoft JhengHei" w:hAnsi="Microsoft JhengHei"/>
+                <w:sz w:val="19"/>
+              </w:rPr>
+              <w:t>「請問都發局住宅發展工程處辦理《公寓大廈管理條例》第 59-1 條爭議調處，收件窗口是哪一科？地址送文心路或都發局本部？」</w:t>
+            </w:r>
+          </w:p>
+        </w:tc>
+        <w:tc>
+          <w:tcPr>
+            <w:tcW w:type="dxa" w:w="2484"/>
+          </w:tcPr>
+          <w:p>
+            <w:pPr>
+              <w:spacing w:after="40" w:line="276" w:lineRule="auto"/>
+            </w:pPr>
+            <w:r>
+              <w:rPr>
+                <w:rFonts w:ascii="Microsoft JhengHei" w:hAnsi="Microsoft JhengHei"/>
+                <w:sz w:val="19"/>
+              </w:rPr>
+              <w:t>確認確切收件地址與承辦分機。</w:t>
+            </w:r>
+          </w:p>
+        </w:tc>
+      </w:tr>
+      <w:tr>
+        <w:tc>
+          <w:tcPr>
+            <w:tcW w:type="dxa" w:w="2484"/>
+          </w:tcPr>
+          <w:p>
+            <w:pPr>
+              <w:spacing w:after="40" w:line="276" w:lineRule="auto"/>
+            </w:pPr>
+            <w:r>
+              <w:rPr>
+                <w:rFonts w:ascii="Microsoft JhengHei" w:hAnsi="Microsoft JhengHei"/>
+                <w:sz w:val="19"/>
+              </w:rPr>
+              <w:t>2</w:t>
+            </w:r>
+          </w:p>
+        </w:tc>
+        <w:tc>
+          <w:tcPr>
+            <w:tcW w:type="dxa" w:w="2484"/>
+          </w:tcPr>
+          <w:p>
+            <w:pPr>
+              <w:spacing w:after="40" w:line="276" w:lineRule="auto"/>
+            </w:pPr>
+            <w:r>
+              <w:rPr>
+                <w:rFonts w:ascii="Microsoft JhengHei" w:hAnsi="Microsoft JhengHei"/>
+                <w:sz w:val="19"/>
+              </w:rPr>
+              <w:t>申請事由受理要件</w:t>
+            </w:r>
+          </w:p>
+        </w:tc>
+        <w:tc>
+          <w:tcPr>
+            <w:tcW w:type="dxa" w:w="2484"/>
+          </w:tcPr>
+          <w:p>
+            <w:pPr>
+              <w:spacing w:after="40" w:line="276" w:lineRule="auto"/>
+            </w:pPr>
+            <w:r>
+              <w:rPr>
+                <w:rFonts w:ascii="Microsoft JhengHei" w:hAnsi="Microsoft JhengHei"/>
+                <w:sz w:val="19"/>
+              </w:rPr>
+              <w:t>「申請人為 6 戶臨路透天，因第 53 條集居分流管理範圍產生歧見擬申請調處，請求排入大會審議之標的是否屬常態受理範圍？」</w:t>
+            </w:r>
+          </w:p>
+        </w:tc>
+        <w:tc>
+          <w:tcPr>
+            <w:tcW w:type="dxa" w:w="2484"/>
+          </w:tcPr>
+          <w:p>
+            <w:pPr>
+              <w:spacing w:after="40" w:line="276" w:lineRule="auto"/>
+            </w:pPr>
+            <w:r>
+              <w:rPr>
+                <w:rFonts w:ascii="Microsoft JhengHei" w:hAnsi="Microsoft JhengHei"/>
+                <w:sz w:val="19"/>
+              </w:rPr>
+              <w:t>防止承辦人以涉及自治為由初審駁回。</w:t>
+            </w:r>
+          </w:p>
+        </w:tc>
+      </w:tr>
+      <w:tr>
+        <w:tc>
+          <w:tcPr>
+            <w:tcW w:type="dxa" w:w="2484"/>
+          </w:tcPr>
+          <w:p>
+            <w:pPr>
+              <w:spacing w:after="40" w:line="276" w:lineRule="auto"/>
+            </w:pPr>
+            <w:r>
+              <w:rPr>
+                <w:rFonts w:ascii="Microsoft JhengHei" w:hAnsi="Microsoft JhengHei"/>
+                <w:sz w:val="19"/>
+              </w:rPr>
+              <w:t>3</w:t>
+            </w:r>
+          </w:p>
+        </w:tc>
+        <w:tc>
+          <w:tcPr>
+            <w:tcW w:type="dxa" w:w="2484"/>
+          </w:tcPr>
+          <w:p>
+            <w:pPr>
+              <w:spacing w:after="40" w:line="276" w:lineRule="auto"/>
+            </w:pPr>
+            <w:r>
+              <w:rPr>
+                <w:rFonts w:ascii="Microsoft JhengHei" w:hAnsi="Microsoft JhengHei"/>
+                <w:sz w:val="19"/>
+              </w:rPr>
+              <w:t>法定份數與附件要件</w:t>
+            </w:r>
+          </w:p>
+        </w:tc>
+        <w:tc>
+          <w:tcPr>
+            <w:tcW w:type="dxa" w:w="2484"/>
+          </w:tcPr>
+          <w:p>
+            <w:pPr>
+              <w:spacing w:after="40" w:line="276" w:lineRule="auto"/>
+            </w:pPr>
+            <w:r>
+              <w:rPr>
+                <w:rFonts w:ascii="Microsoft JhengHei" w:hAnsi="Microsoft JhengHei"/>
+                <w:sz w:val="19"/>
+              </w:rPr>
+              <w:t>「請問調處申請書需正副本各幾份？委任代理人出席是否需提供全體區權人最新登記謄本與印鑑證明？」</w:t>
+            </w:r>
+          </w:p>
+        </w:tc>
+        <w:tc>
+          <w:tcPr>
+            <w:tcW w:type="dxa" w:w="2484"/>
+          </w:tcPr>
+          <w:p>
+            <w:pPr>
+              <w:spacing w:after="40" w:line="276" w:lineRule="auto"/>
+            </w:pPr>
+            <w:r>
+              <w:rPr>
+                <w:rFonts w:ascii="Microsoft JhengHei" w:hAnsi="Microsoft JhengHei"/>
+                <w:sz w:val="19"/>
+              </w:rPr>
+              <w:t>備齊正本與委員閱覽副本份數。</w:t>
+            </w:r>
+          </w:p>
+        </w:tc>
+      </w:tr>
+      <w:tr>
+        <w:tc>
+          <w:tcPr>
+            <w:tcW w:type="dxa" w:w="2484"/>
+          </w:tcPr>
+          <w:p>
+            <w:pPr>
+              <w:spacing w:after="40" w:line="276" w:lineRule="auto"/>
+            </w:pPr>
+            <w:r>
+              <w:rPr>
+                <w:rFonts w:ascii="Microsoft JhengHei" w:hAnsi="Microsoft JhengHei"/>
+                <w:sz w:val="19"/>
+              </w:rPr>
+              <w:t>4</w:t>
+            </w:r>
+          </w:p>
+        </w:tc>
+        <w:tc>
+          <w:tcPr>
+            <w:tcW w:type="dxa" w:w="2484"/>
+          </w:tcPr>
+          <w:p>
+            <w:pPr>
+              <w:spacing w:after="40" w:line="276" w:lineRule="auto"/>
+            </w:pPr>
+            <w:r>
+              <w:rPr>
+                <w:rFonts w:ascii="Microsoft JhengHei" w:hAnsi="Microsoft JhengHei"/>
+                <w:sz w:val="19"/>
+              </w:rPr>
+              <w:t>行政規費與繳納方式</w:t>
+            </w:r>
+          </w:p>
+        </w:tc>
+        <w:tc>
+          <w:tcPr>
+            <w:tcW w:type="dxa" w:w="2484"/>
+          </w:tcPr>
+          <w:p>
+            <w:pPr>
+              <w:spacing w:after="40" w:line="276" w:lineRule="auto"/>
+            </w:pPr>
+            <w:r>
+              <w:rPr>
+                <w:rFonts w:ascii="Microsoft JhengHei" w:hAnsi="Microsoft JhengHei"/>
+                <w:sz w:val="19"/>
+              </w:rPr>
+              <w:t>「依臺中市爭議事件調處自治收費標準，申請調處是否需繳納行政規費？金額多少？繳費採臨櫃或匯票？」</w:t>
+            </w:r>
+          </w:p>
+        </w:tc>
+        <w:tc>
+          <w:tcPr>
+            <w:tcW w:type="dxa" w:w="2484"/>
+          </w:tcPr>
+          <w:p>
+            <w:pPr>
+              <w:spacing w:after="40" w:line="276" w:lineRule="auto"/>
+            </w:pPr>
+            <w:r>
+              <w:rPr>
+                <w:rFonts w:ascii="Microsoft JhengHei" w:hAnsi="Microsoft JhengHei"/>
+                <w:sz w:val="19"/>
+              </w:rPr>
+              <w:t>確認規費金額，隨公文附上匯票。</w:t>
+            </w:r>
+          </w:p>
+        </w:tc>
+      </w:tr>
+      <w:tr>
+        <w:tc>
+          <w:tcPr>
+            <w:tcW w:type="dxa" w:w="2484"/>
+          </w:tcPr>
+          <w:p>
+            <w:pPr>
+              <w:spacing w:after="40" w:line="276" w:lineRule="auto"/>
+            </w:pPr>
+            <w:r>
+              <w:rPr>
+                <w:rFonts w:ascii="Microsoft JhengHei" w:hAnsi="Microsoft JhengHei"/>
+                <w:sz w:val="19"/>
+              </w:rPr>
+              <w:t>5</w:t>
+            </w:r>
+          </w:p>
+        </w:tc>
+        <w:tc>
+          <w:tcPr>
+            <w:tcW w:type="dxa" w:w="2484"/>
+          </w:tcPr>
+          <w:p>
+            <w:pPr>
+              <w:spacing w:after="40" w:line="276" w:lineRule="auto"/>
+            </w:pPr>
+            <w:r>
+              <w:rPr>
+                <w:rFonts w:ascii="Microsoft JhengHei" w:hAnsi="Microsoft JhengHei"/>
+                <w:sz w:val="19"/>
+              </w:rPr>
+              <w:t>報備主管轄區釐清</w:t>
+            </w:r>
+          </w:p>
+        </w:tc>
+        <w:tc>
+          <w:tcPr>
+            <w:tcW w:type="dxa" w:w="2484"/>
+          </w:tcPr>
+          <w:p>
+            <w:pPr>
+              <w:spacing w:after="40" w:line="276" w:lineRule="auto"/>
+            </w:pPr>
+            <w:r>
+              <w:rPr>
+                <w:rFonts w:ascii="Microsoft JhengHei" w:hAnsi="Microsoft JhengHei"/>
+                <w:sz w:val="19"/>
+              </w:rPr>
+              <w:t>「富宇大地社區 115 年 5 月 14 日報備案，主管機關究竟是『龍井區公所』還是『沙鹿區公所』？」</w:t>
+            </w:r>
+          </w:p>
+        </w:tc>
+        <w:tc>
+          <w:tcPr>
+            <w:tcW w:type="dxa" w:w="2484"/>
+          </w:tcPr>
+          <w:p>
+            <w:pPr>
+              <w:spacing w:after="40" w:line="276" w:lineRule="auto"/>
+            </w:pPr>
+            <w:r>
+              <w:rPr>
+                <w:rFonts w:ascii="Microsoft JhengHei" w:hAnsi="Microsoft JhengHei"/>
+                <w:sz w:val="19"/>
+              </w:rPr>
+              <w:t>終結全卷機關矛盾，鎖定單一轄區公所。</w:t>
+            </w:r>
+          </w:p>
+        </w:tc>
+      </w:tr>
+    </w:tbl>
     <w:sectPr>
-      <w:pgSz w:w="11909" w:h="16834"/>
+      <w:pgSz w:w="12240" w:h="15840"/>
       <w:pgMar w:top="1152" w:right="1152" w:bottom="1152" w:left="1152" w:header="720" w:footer="720" w:gutter="0"/>
       <w:cols w:space="720"/>
       <w:docGrid w:linePitch="360"/>
@@ -415,6 +857,14 @@
     <w:name w:val="Normal"/>
     <w:qFormat/>
     <w:rsid w:val="00FC693F"/>
+    <w:pPr>
+      <w:spacing w:line="324" w:lineRule="auto" w:after="80"/>
+    </w:pPr>
+    <w:rPr>
+      <w:rFonts w:ascii="Microsoft JhengHei" w:hAnsi="Microsoft JhengHei"/>
+      <w:color w:val="1E293B"/>
+      <w:sz w:val="22"/>
+    </w:rPr>
   </w:style>
   <w:style w:type="paragraph" w:styleId="Header">
     <w:name w:val="header"/>
